--- a/natija/005.docx
+++ b/natija/005.docx
@@ -8,7 +8,7 @@
         <w:spacing w:after="240"/>
       </w:pPr>
       <w:r>
-        <w:t xml:space="preserve">005. Tayyorlangan preparatni quritish va fiksatsiya qilish</w:t>
+        <w:t xml:space="preserve">005. Suyuq oziqa muhitida o'sgan mikrob kulturasidan surtma preparat tayyorlash</w:t>
       </w:r>
     </w:p>
     <w:p>
@@ -26,7 +26,7 @@
         <w:jc w:val="both"/>
       </w:pPr>
       <w:r>
-        <w:t xml:space="preserve">Surtma preparat tayyorlangandan so'ng, uni bo'yashdan oldin ikki muhim bosqichdan — quritish va fiksatsiyadan o'tkazish zarur. Bu bosqichlar mikroblarni buyum oynasiga mustahkam biriktiradi, ularni o'ldiradi (zararsizlantiradi) va hujayra tuzilishini bo'yashga tayyorlaydi [1][2]. Noto'g'ri quritilgan yoki fiksatsiya qilinmagan preparat bo'yash paytida yuvilib ketadi, bu esa tahlil natijasini butunlay yo'qqa chiqaradi.</w:t>
+        <w:t xml:space="preserve">Suyuq oziqa muhitida (bulyon, pepton suvi va boshqalar) o'sgan mikroblardan surtma preparat tayyorlash — mikroblar morfologiyasini va o'sish xususiyatlarini o'rganishning muhim usullaridan biridir. Suyuq muhitda mikroblar allaqachon suyuqlikda suspenziya holatida bo'ladi, shu bois bu preparatni tayyorlash zich muhitdan farq qiladi: bu yerda qo'shimcha suyuqlik tomizish shart emas [1][2]. Bu usul mikroblar sonini taxminiy baholashda va ularning harakatchanligini oldindan kuzatishda ham qulay.</w:t>
       </w:r>
     </w:p>
     <w:p>
@@ -35,61 +35,16 @@
         <w:spacing w:after="120" w:before="200"/>
       </w:pPr>
       <w:r>
-        <w:t xml:space="preserve">Quritish va fiksatsiyaning umumiy maqsadi</w:t>
-      </w:r>
-    </w:p>
-    <w:p>
-      <w:pPr>
-        <w:spacing w:after="120" w:line="276"/>
-        <w:jc w:val="both"/>
-      </w:pPr>
-      <w:r>
-        <w:t xml:space="preserve">Surtma preparat tayyorlangach, uning ustida suyuqlik (suv yoki oziqa muhiti qoldig'i) bo'ladi. Agar bu nam surtma to'g'ridan-to'g'ri bo'yalsa, mikroblar oynaga mahkam yopishmagani uchun yuvilib ketadi va fiksatsiyalanmagan tirik mikroblar xodim uchun xavf tug'diradi [1][2]. Shu sababli har qanday bo'yashdan oldin ikki tayyorlov bosqichi — quritish va fiksatsiya majburiy bajariladi. Bu ikki jarayon birgalikda surtmani barqaror, xavfsiz va bo'yoqni yaxshi qabul qiladigan holatga keltiradi.</w:t>
-      </w:r>
-    </w:p>
-    <w:p>
-      <w:pPr>
-        <w:pStyle w:val="Heading2"/>
-        <w:spacing w:after="120" w:before="200"/>
-      </w:pPr>
-      <w:r>
-        <w:t xml:space="preserve">Preparatni quritish</w:t>
-      </w:r>
-    </w:p>
-    <w:p>
-      <w:pPr>
-        <w:spacing w:after="120" w:line="276"/>
-        <w:jc w:val="both"/>
-      </w:pPr>
-      <w:r>
-        <w:t xml:space="preserve">Quritish — surtmadagi ortiqcha namlikni ketkazish jarayonidir. Preparat xona haroratida, havoda, gorizontal holatda, mikroblar yuzasi yuqoriga qaragan tarzda quritiladi [1][2]. Quritishni tezlashtirish uchun preparatni alanga ustida yuqoridan, lekin sekin va ehtiyotkorlik bilan ilitish mumkin — biroq bevosita alangada qizdirish mumkin emas, chunki haddan tashqari issiqlik hujayralar morfologiyasini buzadi. To'g'ri quritilgan surtma ustida nam iz qolmaydi.</w:t>
-      </w:r>
-    </w:p>
-    <w:p>
-      <w:pPr>
-        <w:spacing w:after="120" w:line="276"/>
-        <w:jc w:val="both"/>
-      </w:pPr>
-      <w:r>
-        <w:t xml:space="preserve">Quritish tabiiy ravishda, ya'ni havoda amalga oshirilishi afzal; bu hujayra shaklini eng yaxshi saqlaydi [2]. Shoshilinch quritish yoki qizdirib quritish faqat zarur hollarda va juda ehtiyotkorlik bilan qo'llaniladi.</w:t>
-      </w:r>
-    </w:p>
-    <w:p>
-      <w:pPr>
-        <w:pStyle w:val="Heading2"/>
-        <w:spacing w:after="120" w:before="200"/>
-      </w:pPr>
-      <w:r>
-        <w:t xml:space="preserve">Fiksatsiya qilish</w:t>
-      </w:r>
-    </w:p>
-    <w:p>
-      <w:pPr>
-        <w:spacing w:after="120" w:line="276"/>
-        <w:jc w:val="both"/>
-      </w:pPr>
-      <w:r>
-        <w:t xml:space="preserve">Fiksatsiya (mustahkamlash) uch asosiy maqsadni ko'zlaydi [1][2]:</w:t>
+        <w:t xml:space="preserve">Zarur jihoz va materiallar</w:t>
+      </w:r>
+    </w:p>
+    <w:p>
+      <w:pPr>
+        <w:spacing w:after="120" w:line="276"/>
+        <w:jc w:val="both"/>
+      </w:pPr>
+      <w:r>
+        <w:t xml:space="preserve">Preparat tayyorlash uchun quyidagilar kerak bo'ladi [1][2]:</w:t>
       </w:r>
     </w:p>
     <w:p>
@@ -102,7 +57,7 @@
         <w:spacing w:after="60" w:line="276"/>
       </w:pPr>
       <w:r>
-        <w:t xml:space="preserve">mikroblarni buyum oynasiga mustahkam biriktirish, toki ular bo'yash va yuvish paytida ketib qolmasin;</w:t>
+        <w:t xml:space="preserve">yog'sizlantirilgan toza buyum oynasi;</w:t>
       </w:r>
     </w:p>
     <w:p>
@@ -115,7 +70,7 @@
         <w:spacing w:after="60" w:line="276"/>
       </w:pPr>
       <w:r>
-        <w:t xml:space="preserve">mikroblarni o'ldirish (zararsizlantirish), bu xodim uchun xavfsizlikni oshiradi;</w:t>
+        <w:t xml:space="preserve">bakteriologik qovuzloq va ushlagich;</w:t>
       </w:r>
     </w:p>
     <w:p>
@@ -128,34 +83,20 @@
         <w:spacing w:after="60" w:line="276"/>
       </w:pPr>
       <w:r>
-        <w:t xml:space="preserve">hujayra sitoplazmasining oqsillarini koagulyatsiya qilib, ularning bo'yoqni yaxshi qabul qilishini ta'minlash.</w:t>
-      </w:r>
-    </w:p>
-    <w:p>
-      <w:pPr>
-        <w:spacing w:after="120" w:line="276"/>
-        <w:jc w:val="both"/>
-      </w:pPr>
-      <w:r>
-        <w:t xml:space="preserve">Fiksatsiyaning ikki asosiy usuli mavjud: fizikaviy (termik) va kimyoviy. Termik fiksatsiya eng keng tarqalgan: quritilgan preparat (surtma tomoni yuqoriga qaragan holda) spirtli lampa yoki gorelka alangasidan 3–4 marta tez o'tkaziladi [1][2]. Oyna haddan tashqari qizib ketmasligi kerak — uni qo'l orqa tomoniga tekkizganda chidasa bo'ladigan darajada iliq bo'lishi me'yor hisoblanadi. Haddan ortiq qizdirish mikroblarni deformatsiyaga uchratadi.</w:t>
-      </w:r>
-    </w:p>
-    <w:p>
-      <w:pPr>
-        <w:spacing w:after="120" w:line="276"/>
-        <w:jc w:val="both"/>
-      </w:pPr>
-      <w:r>
-        <w:t xml:space="preserve">Kimyoviy fiksatsiya nozik hujayralar (masalan, qon surtmalari, sezgir mikroblar) uchun qo'llaniladi. Bunda fiksatorlar sifatida metil spirti (3–5 daqiqa), etil spirti, Nikiforov aralashmasi (spirt va efir teng nisbatda) yoki atseton ishlatiladi [2]. Kimyoviy fiksatsiya hujayra morfologiyasini termik usuldan ko'ra yaxshiroq saqlaydi, shu bois sitologik va ba'zi maxsus bo'yash usullarida afzal ko'riladi.</w:t>
-      </w:r>
-    </w:p>
-    <w:p>
-      <w:pPr>
-        <w:spacing w:after="120" w:line="276"/>
-        <w:jc w:val="both"/>
-      </w:pPr>
-      <w:r>
-        <w:t xml:space="preserve">Termik fiksatsiya mexanizmi sitoplazma oqsillarining issiqlik ta'sirida koagulyatsiyaga (ivishiga) asoslangan: ivigan oqsillar mikrobni oynaga biriktiradi va hujayra tuzilishini mustahkamlaydi [2]. Shu bilan birga issiqlik mikroblarning ko'pchiligini o'ldiradi. Ammo termik fiksatsiya nozik hujayra tuzilmalarini biroz buzishi mumkin, shu bois u morfologiyani qo'pol baholash uchun yetarli, lekin nozik sitologik tahlil uchun kamroq mos keladi.</w:t>
+        <w:t xml:space="preserve">spirtli lampa yoki gaz gorelkasi;</w:t>
+      </w:r>
+    </w:p>
+    <w:p>
+      <w:pPr>
+        <w:pStyle w:val="ListParagraph"/>
+        <w:numPr>
+          <w:ilvl w:val="0"/>
+          <w:numId w:val="2"/>
+        </w:numPr>
+        <w:spacing w:after="60" w:line="276"/>
+      </w:pPr>
+      <w:r>
+        <w:t xml:space="preserve">mikrob o'sgan suyuq oziqa muhiti bo'lgan probirka.</w:t>
       </w:r>
     </w:p>
     <w:p>
@@ -164,79 +105,16 @@
         <w:spacing w:after="120" w:before="200"/>
       </w:pPr>
       <w:r>
-        <w:t xml:space="preserve">Usulni tanlash va texnik qoidalar</w:t>
-      </w:r>
-    </w:p>
-    <w:p>
-      <w:pPr>
-        <w:spacing w:after="120" w:line="276"/>
-        <w:jc w:val="both"/>
-      </w:pPr>
-      <w:r>
-        <w:t xml:space="preserve">Fiksatsiya usuli tekshirish maqsadiga va mikrob turiga qarab tanlanadi. Oddiy bakteriologik tekshiruvlarda termik fiksatsiya yetarli, nozik tuzilmalarni o'rganishda esa kimyoviy fiksatsiya afzal [1][2]. Termik fiksatsiyada oynani alangadan tez o'tkazish, surtma tomonini pastga qaratmaslik va preparatni to'liq quritilgandan keyingina fiksatsiya qilish asosiy qoidalardir. Nam preparatni fiksatsiya qilish mikroblarni qaynatib, morfologiyani buzadi.</w:t>
-      </w:r>
-    </w:p>
-    <w:p>
-      <w:pPr>
-        <w:pStyle w:val="Heading2"/>
-        <w:spacing w:after="120" w:before="200"/>
-      </w:pPr>
-      <w:r>
-        <w:t xml:space="preserve">Fiksatsiya sifatiga ta'sir etuvchi omillar</w:t>
-      </w:r>
-    </w:p>
-    <w:p>
-      <w:pPr>
-        <w:spacing w:after="120" w:line="276"/>
-        <w:jc w:val="both"/>
-      </w:pPr>
-      <w:r>
-        <w:t xml:space="preserve">Fiksatsiya natijasi bir qancha omillarga bog'liq: surtmaning qalinligi, quritish darajasi, harorat va ta'sir vaqti [1][2]. Juda qalin surtmada termik fiksatsiya ichki qatlamlarga yetib bormasligi mumkin, natijada mikroblar to'liq biriktirilmaydi. Haddan ortiq qizdirish esa hujayra devorini buzadi, mikroblar cho'ziladi yoki yorilib ketadi va morfologik baholash buziladi. Shu sababli fiksatsiya oltin o'rtalikni topishni talab qiladi: mikroblar mustahkam biriktirilsin, lekin shakli saqlansin.</w:t>
-      </w:r>
-    </w:p>
-    <w:p>
-      <w:pPr>
-        <w:spacing w:after="120" w:line="276"/>
-        <w:jc w:val="both"/>
-      </w:pPr>
-      <w:r>
-        <w:t xml:space="preserve">Kimyoviy fiksatsiyada fiksator turi va ta'sir vaqti ham muhim. Metanol bilan fiksatsiya qon surtmalari va nozik hujayralar uchun standart hisoblanadi, chunki u hujayralarni kuydirmasdan, ularning tabiiy tuzilishini maksimal saqlaydi [2]. Ba'zi maxsus bo'yash usullarida (masalan, immunoflyuoressent tekshiruvlarda) aynan kimyoviy fiksatsiya talab qilinadi, chunki termik fiksatsiya antigenlarning tuzilishini o'zgartirishi mumkin.</w:t>
-      </w:r>
-    </w:p>
-    <w:p>
-      <w:pPr>
-        <w:pStyle w:val="Heading2"/>
-        <w:spacing w:after="120" w:before="200"/>
-      </w:pPr>
-      <w:r>
-        <w:t xml:space="preserve">Xavfsizlik jihatlari</w:t>
-      </w:r>
-    </w:p>
-    <w:p>
-      <w:pPr>
-        <w:spacing w:after="120" w:line="276"/>
-        <w:jc w:val="both"/>
-      </w:pPr>
-      <w:r>
-        <w:t xml:space="preserve">Fiksatsiya mikroblarni o'ldirsa-da, u sporalarni har doim ham yo'q qila olmaydi; shuning uchun fiksatsiyadan keyin ham preparat potensial xavfli deb hisoblanadi va ehtiyotkorlik saqlanadi [3]. Kimyoviy fiksatorlar (spirt, efir, atseton) yonuvchan bo'lgani uchun alangadan uzoqda ishlatiladi. Barcha ishlatilgan preparatlar tahlil tugagach belgilangan tartibda zararsizlantiriladi. Sil kabi xavfli infeksiyalar bilan ishlaganda, surtma preparatlar ham to'liq zararsizlantirilmaguncha xavfli deb qaraladi.</w:t>
-      </w:r>
-    </w:p>
-    <w:p>
-      <w:pPr>
-        <w:pStyle w:val="Heading2"/>
-        <w:spacing w:after="120" w:before="200"/>
-      </w:pPr>
-      <w:r>
-        <w:t xml:space="preserve">Ko'p uchraydigan xatolar</w:t>
-      </w:r>
-    </w:p>
-    <w:p>
-      <w:pPr>
-        <w:spacing w:after="120" w:line="276"/>
-        <w:jc w:val="both"/>
-      </w:pPr>
-      <w:r>
-        <w:t xml:space="preserve">Quritish va fiksatsiya bosqichida quyidagi xatolar tez-tez uchraydi [2]:</w:t>
+        <w:t xml:space="preserve">Surtma tayyorlash bosqichlari</w:t>
+      </w:r>
+    </w:p>
+    <w:p>
+      <w:pPr>
+        <w:spacing w:after="120" w:line="276"/>
+        <w:jc w:val="both"/>
+      </w:pPr>
+      <w:r>
+        <w:t xml:space="preserve">Suyuq muhitdan surtma quyidagi tartibda tayyorlanadi [1][2]:</w:t>
       </w:r>
     </w:p>
     <w:p>
@@ -249,7 +127,7 @@
         <w:spacing w:after="60" w:line="276"/>
       </w:pPr>
       <w:r>
-        <w:t xml:space="preserve">nam preparatni fiksatsiya qilish — suv qaynab, mikroblar qisqaradi va deformatsiyaga uchraydi;</w:t>
+        <w:t xml:space="preserve">Probirka avval ehtiyotkorlik bilan chayqatilib, mikroblar suyuqlikda bir tekis taqsimlanadi;</w:t>
       </w:r>
     </w:p>
     <w:p>
@@ -262,7 +140,7 @@
         <w:spacing w:after="60" w:line="276"/>
       </w:pPr>
       <w:r>
-        <w:t xml:space="preserve">haddan ortiq qizdirish — hujayralar yorilib, morfologiya buziladi;</w:t>
+        <w:t xml:space="preserve">Qovuzloq alangada qizdirib sterilizatsiya qilinadi va sovitiladi;</w:t>
       </w:r>
     </w:p>
     <w:p>
@@ -275,7 +153,7 @@
         <w:spacing w:after="60" w:line="276"/>
       </w:pPr>
       <w:r>
-        <w:t xml:space="preserve">surtma tomonini alangaga qaratish — preparat kuyadi;</w:t>
+        <w:t xml:space="preserve">Probirkaning og'zi alangada kuydirilib ochiladi, sovigan qovuzloq bilan 1–2 qovuzloq suyuq kultura olinadi;</w:t>
       </w:r>
     </w:p>
     <w:p>
@@ -288,7 +166,7 @@
         <w:spacing w:after="60" w:line="276"/>
       </w:pPr>
       <w:r>
-        <w:t xml:space="preserve">yetarli fiksatsiya qilmaslik — bo'yash paytida mikroblar yuvilib ketadi;</w:t>
+        <w:t xml:space="preserve">Olingan suyuqlik buyum oynasida 1–2 sm kattalikdagi yupqa va bir tekis surtma qilib yoyiladi;</w:t>
       </w:r>
     </w:p>
     <w:p>
@@ -301,16 +179,34 @@
         <w:spacing w:after="60" w:line="276"/>
       </w:pPr>
       <w:r>
-        <w:t xml:space="preserve">kimyoviy fiksatorni alanga yaqinida ishlatish — yong'in xavfi.</w:t>
-      </w:r>
-    </w:p>
-    <w:p>
-      <w:pPr>
-        <w:spacing w:after="120" w:line="276"/>
-        <w:jc w:val="both"/>
-      </w:pPr>
-      <w:r>
-        <w:t xml:space="preserve">To'g'ri bajarilgan quritish va fiksatsiyaning belgisi — bo'yash va yuvishdan keyin surtmaning oynada barqaror turishi va mikroblarning aniq, deformatsiyasiz ko'rinishidir [1][2]. Agar mikroblar yuvilib ketsa yoki shakli buzilgan bo'lsa, bu tayyorlov bosqichidagi xatoga ishora qiladi. Shu bois bu bosqichlar oddiy ko'rinsa-da, mahorat va diqqat talab qiladi.</w:t>
+        <w:t xml:space="preserve">Qovuzloq alangada kuydirib zararsizlantiriladi, probirka og'zi kuydirilib yopiladi.</w:t>
+      </w:r>
+    </w:p>
+    <w:p>
+      <w:pPr>
+        <w:spacing w:after="120" w:line="276"/>
+        <w:jc w:val="both"/>
+      </w:pPr>
+      <w:r>
+        <w:t xml:space="preserve">Suyuq muhitdagi mikroblar suyultirilgan holatda bo'lgani uchun, odatda bitta surtmaga bir necha qovuzloq material yoyiladi yoki material oynada bir muncha vaqt yig'ib boriladi. Bu zich muhitdagidan ko'ra suyuqroq surtma beradi; shu sababli preparatni quritish biroz uzoqroq davom etishi mumkin [2].</w:t>
+      </w:r>
+    </w:p>
+    <w:p>
+      <w:pPr>
+        <w:spacing w:after="120" w:line="276"/>
+        <w:jc w:val="both"/>
+      </w:pPr>
+      <w:r>
+        <w:t xml:space="preserve">Suyuq muhitda mikroblarning soni va taqsimlanishi o'sish fazasiga bog'liq. Yosh, faol o'sayotgan kulturada hujayralar ko'p va bir xil, eski kulturada esa hujayralar kamayadi, deformatsiyaga uchraydi yoki parchalanadi [2]. Shu bois surtma tayyorlash uchun imkon qadar optimal o'sish davridagi (odatda 18–24 soatlik) kulturadan foydalaniladi. Agar mikroblar probirka tubida cho'kma hosil qilgan bo'lsa, probirkani chayqatib, cho'kmani suyuqlikka aralashtirgandan keyin material olinadi.</w:t>
+      </w:r>
+    </w:p>
+    <w:p>
+      <w:pPr>
+        <w:spacing w:after="120" w:line="276"/>
+        <w:jc w:val="both"/>
+      </w:pPr>
+      <w:r>
+        <w:t xml:space="preserve">Suyuq muhitning o'zi ham surtma xususiyatiga ta'sir qiladi: oqsilga boy muhitlarda (masalan, qon zardobi qo'shilgan bulyon) surtma quruganda fon qoramtir yoki donador bo'lishi mumkin. Buning oldini olish uchun material me'yorida olinadi va yupqa yoyiladi [2]. Zarur hollarda mikroblar sentrifugalab cho'ktiriladi va cho'kmadan surtma tayyorlanadi — bu ayniqsa mikroblar kam bo'lgan namunalarda (masalan, likvor) qo'llaniladi.</w:t>
       </w:r>
     </w:p>
     <w:p>
@@ -319,6 +215,175 @@
         <w:spacing w:after="120" w:before="200"/>
       </w:pPr>
       <w:r>
+        <w:t xml:space="preserve">Zich va suyuq muhitdan tayyorlangan preparatlar orasidagi farq</w:t>
+      </w:r>
+    </w:p>
+    <w:p>
+      <w:pPr>
+        <w:spacing w:after="120" w:line="276"/>
+        <w:jc w:val="both"/>
+      </w:pPr>
+      <w:r>
+        <w:t xml:space="preserve">Zich muhitdan olingan mikrob massasi konsentrlangan bo'lgani uchun uni suyuqlikda eritish zarur; suyuq muhitda esa mikroblar tabiiy suspenziyada bo'lib, qo'shimcha suyultirish talab etilmaydi [1][2]. Suyuq kulturadan tayyorlangan surtma mikroblarning haqiqiy joylashuvini (zanjir, to'da, juft holatda) ko'rsatishda ba'zan afzalroq, chunki zich muhitda koloniyadan material olishda hujayralar o'rtasidagi tabiiy joylashuv buzilishi mumkin.</w:t>
+      </w:r>
+    </w:p>
+    <w:p>
+      <w:pPr>
+        <w:pStyle w:val="Heading2"/>
+        <w:spacing w:after="120" w:before="200"/>
+      </w:pPr>
+      <w:r>
+        <w:t xml:space="preserve">Muhim texnik qoidalar va xavfsizlik</w:t>
+      </w:r>
+    </w:p>
+    <w:p>
+      <w:pPr>
+        <w:spacing w:after="120" w:line="276"/>
+        <w:jc w:val="both"/>
+      </w:pPr>
+      <w:r>
+        <w:t xml:space="preserve">Barcha manipulyatsiyalar alanga yaqinida, aseptika qoidalariga rioya qilgan holda bajariladi. Probirkani chayqatganda suyuqlik probirka og'ziga va tashqariga chiqib ketmasligiga e'tibor beriladi, aks holda aerozol hosil bo'ladi va kontaminatsiya xavfi tug'iladi [3]. Patogen material bilan ishlaganda preparat biologik xavfsizlik shkafida tayyorlanadi. Ishlatilgan qovuzloq va materiallar albatta zararsizlantiriladi.</w:t>
+      </w:r>
+    </w:p>
+    <w:p>
+      <w:pPr>
+        <w:spacing w:after="120" w:line="276"/>
+        <w:jc w:val="both"/>
+      </w:pPr>
+      <w:r>
+        <w:t xml:space="preserve">Surtma tayyor bo'lgach, u havoda quritiladi va fiksatsiya qilinadi, so'ngra tanlangan usulda bo'yaladi. Preparatning yupqa va bir tekis bo'lishi mikroskopda aniq tasvir olishning asosiy sharti hisoblanadi [2].</w:t>
+      </w:r>
+    </w:p>
+    <w:p>
+      <w:pPr>
+        <w:pStyle w:val="Heading2"/>
+        <w:spacing w:after="120" w:before="200"/>
+      </w:pPr>
+      <w:r>
+        <w:t xml:space="preserve">Qo'llanilishi va ahamiyati</w:t>
+      </w:r>
+    </w:p>
+    <w:p>
+      <w:pPr>
+        <w:spacing w:after="120" w:line="276"/>
+        <w:jc w:val="both"/>
+      </w:pPr>
+      <w:r>
+        <w:t xml:space="preserve">Suyuq muhitdan surtma tayyorlash qon, likvor yoki boshqa suyuq biologik materiallardan preparat tayyorlashga o'xshash bo'lgani uchun amaliy ahamiyatga ega [1][2]. Bu usul suyuq muhitdagi o'sishning xarakterini (loyqalanish, parda hosil bo'lishi, cho'kma) baholash bilan birgalikda mikroblarni dastlabki identifikatsiya qilishda qo'llaniladi va keyingi bo'yash hamda tekshirish bosqichlariga asos yaratadi.</w:t>
+      </w:r>
+    </w:p>
+    <w:p>
+      <w:pPr>
+        <w:spacing w:after="120" w:line="276"/>
+        <w:jc w:val="both"/>
+      </w:pPr>
+      <w:r>
+        <w:t xml:space="preserve">Suyuq muhitdagi o'sish turiga qarab ham mikrob haqida dastlabki ma'lumot olish mumkin: muhitning bir tekis loyqalanishi ko'pincha harakatchan tayoqchalarga, tubida cho'kma hosil bo'lishi ba'zi streptokokklarga, yuzasida parda hosil bo'lishi esa aerob mikroblarga xos bo'lishi mumkin [2]. Bu kuzatuvlar surtma morfologiyasi bilan birgalikda baholanadi va mikrobni identifikatsiya qilish jarayonini yo'naltiradi.</w:t>
+      </w:r>
+    </w:p>
+    <w:p>
+      <w:pPr>
+        <w:pStyle w:val="Heading2"/>
+        <w:spacing w:after="120" w:before="200"/>
+      </w:pPr>
+      <w:r>
+        <w:t xml:space="preserve">Qon va boshqa suyuq namunalardan surtma</w:t>
+      </w:r>
+    </w:p>
+    <w:p>
+      <w:pPr>
+        <w:spacing w:after="120" w:line="276"/>
+        <w:jc w:val="both"/>
+      </w:pPr>
+      <w:r>
+        <w:t xml:space="preserve">Suyuq kulturadan surtma tayyorlash tamoyillari klinik suyuq namunalarga — qon, likvor, ekssudat, siydik, punktatga ham tatbiq etiladi [1][2]. Bunday namunalarda mikroblar ko'pincha oz miqdorda bo'lgani uchun, ularni avval sentrifugalab cho'ktirish va cho'kmadan surtma tayyorlash tavsiya etiladi; bu usul mikroskopiyaning sezgirligini oshiradi. Qon surtmalarida fon oqsilga boy bo'lgani sababli, bo'yashdan oldin preparatni to'g'ri fiksatsiya qilish (ko'pincha kimyoviy — metanol bilan) muhim ahamiyatga ega.</w:t>
+      </w:r>
+    </w:p>
+    <w:p>
+      <w:pPr>
+        <w:spacing w:after="120" w:line="276"/>
+        <w:jc w:val="both"/>
+      </w:pPr>
+      <w:r>
+        <w:t xml:space="preserve">Likvor (orqa miya suyuqligi) kabi steril bo'lishi kerak bo'lgan namunalarda hatto bitta mikrob ham diagnostik ahamiyatga ega, shuning uchun bu namunalar bilan ishlashda aseptika va aniqlik ayniqsa muhim [2]. Suyuq namunalardan surtma mikroskopiyasi tez (o'nlab daqiqalarda) dastlabki natija berishi mumkin, bu ko'pincha hayot uchun xavfli infeksiyalarni (masalan, meningit) erta aniqlashda qimmatli.</w:t>
+      </w:r>
+    </w:p>
+    <w:p>
+      <w:pPr>
+        <w:pStyle w:val="Heading2"/>
+        <w:spacing w:after="120" w:before="200"/>
+      </w:pPr>
+      <w:r>
+        <w:t xml:space="preserve">Ko'p uchraydigan xatolar</w:t>
+      </w:r>
+    </w:p>
+    <w:p>
+      <w:pPr>
+        <w:spacing w:after="120" w:line="276"/>
+        <w:jc w:val="both"/>
+      </w:pPr>
+      <w:r>
+        <w:t xml:space="preserve">Suyuq muhitdan surtma tayyorlashda quyidagi xatolarga yo'l qo'ymaslik lozim [2]:</w:t>
+      </w:r>
+    </w:p>
+    <w:p>
+      <w:pPr>
+        <w:pStyle w:val="ListParagraph"/>
+        <w:numPr>
+          <w:ilvl w:val="0"/>
+          <w:numId w:val="2"/>
+        </w:numPr>
+        <w:spacing w:after="60" w:line="276"/>
+      </w:pPr>
+      <w:r>
+        <w:t xml:space="preserve">probirkani chayqatmay material olish — cho'kmadagi mikroblar suspenziyaga tushmaydi, surtma vakil bo'lmaydi;</w:t>
+      </w:r>
+    </w:p>
+    <w:p>
+      <w:pPr>
+        <w:pStyle w:val="ListParagraph"/>
+        <w:numPr>
+          <w:ilvl w:val="0"/>
+          <w:numId w:val="2"/>
+        </w:numPr>
+        <w:spacing w:after="60" w:line="276"/>
+      </w:pPr>
+      <w:r>
+        <w:t xml:space="preserve">haddan ortiq material yoyish — surtma qalin va fon qoramtir bo'ladi;</w:t>
+      </w:r>
+    </w:p>
+    <w:p>
+      <w:pPr>
+        <w:pStyle w:val="ListParagraph"/>
+        <w:numPr>
+          <w:ilvl w:val="0"/>
+          <w:numId w:val="2"/>
+        </w:numPr>
+        <w:spacing w:after="60" w:line="276"/>
+      </w:pPr>
+      <w:r>
+        <w:t xml:space="preserve">nam preparatni fiksatsiya qilish — mikroblar deformatsiyaga uchraydi;</w:t>
+      </w:r>
+    </w:p>
+    <w:p>
+      <w:pPr>
+        <w:pStyle w:val="ListParagraph"/>
+        <w:numPr>
+          <w:ilvl w:val="0"/>
+          <w:numId w:val="2"/>
+        </w:numPr>
+        <w:spacing w:after="60" w:line="276"/>
+      </w:pPr>
+      <w:r>
+        <w:t xml:space="preserve">aerozol chiqishini nazorat qilmaslik — xavfsizlik va kontaminatsiya muammosi yuzaga keladi.</w:t>
+      </w:r>
+    </w:p>
+    <w:p>
+      <w:pPr>
+        <w:pStyle w:val="Heading2"/>
+        <w:spacing w:after="120" w:before="200"/>
+      </w:pPr>
+      <w:r>
         <w:t xml:space="preserve">Xulosa</w:t>
       </w:r>
     </w:p>
@@ -328,7 +393,7 @@
         <w:jc w:val="both"/>
       </w:pPr>
       <w:r>
-        <w:t xml:space="preserve">Quritish va fiksatsiya — surtma preparatni bo'yashga tayyorlashning ajralmas bosqichlaridir. To'g'ri quritish hujayra shaklini saqlaydi, fiksatsiya esa mikroblarni oynaga mustahkam biriktiradi, zararsizlantiradi va bo'yashga tayyorlaydi. Usulni to'g'ri tanlash va texnik qoidalarga rioya qilish sifatli, ishonchli natija beradigan preparat olishning kafolatidir. Bu bosqichlardagi e'tiborsizlik keyingi bo'yash va mikroskopiya natijalarini butunlay yaroqsiz qilib qo'yishi mumkinligini laborant doimo yodda tutishi lozim. Shuning uchun bu bosqichlar ham diqqat va kasbiy mas'uliyat bilan bajarilishi talab etiladi.</w:t>
+        <w:t xml:space="preserve">Suyuq oziqa muhitida o'sgan kulturadan surtma tayyorlash — mikroblarning tabiiy suspenziyasidan foydalanadigan, qo'shimcha suyultirishni talab qilmaydigan usuldir. Probirkani to'g'ri chayqatish, yupqa surtma hosil qilish, aseptika va biologik xavfsizlik qoidalariga rioya qilish ushbu amalning asosiy shartlaridir. Natijada tayyorlangan sifatli preparat keyingi bo'yash va mikroskopik tahlil uchun ishonchli material bo'lib xizmat qiladi. Bu usulni mukammal egallash baklaborantga klinik suyuq namunalar bilan ishlashda ham ishonch bilan harakat qilish imkonini beradi, zero ularning tayyorlash tamoyillari o'zaro juda yaqindir. Shu bilan birga, har bir namuna turining o'ziga xos jihatlarini hisobga olish diagnostika sifatini yanada oshiradi.</w:t>
       </w:r>
     </w:p>
     <w:p>
@@ -565,13 +630,13 @@
     </w:lvlOverride>
   </w:num>
   <w:num w:numId="2">
-    <w:abstractNumId w:val="3"/>
+    <w:abstractNumId w:val="2"/>
     <w:lvlOverride w:ilvl="0">
       <w:startOverride w:val="1"/>
     </w:lvlOverride>
   </w:num>
   <w:num w:numId="3">
-    <w:abstractNumId w:val="2"/>
+    <w:abstractNumId w:val="3"/>
     <w:lvlOverride w:ilvl="0">
       <w:startOverride w:val="1"/>
     </w:lvlOverride>
